--- a/Publisher_Ready_Curriculum/02_Chemistry_East_Meadow_Refactor/04_Gas_Laws/04_TemperatureVolume_and_TemperaturePressure_Relationships/Teacher_Guide.docx
+++ b/Publisher_Ready_Curriculum/02_Chemistry_East_Meadow_Refactor/04_Gas_Laws/04_TemperatureVolume_and_TemperaturePressure_Relationships/Teacher_Guide.docx
@@ -91,7 +91,7 @@
         <w:t xml:space="preserve"> </w:t>
       </w:r>
       <w:r>
-        <w:t xml:space="preserve">between the temperature of a fixed sample of gas and its volume (at constant pressure, Charles’s Law) and between temperature and pressure (at constant volume, Gay-Lussac’s Law). Per the East Meadow Scope &amp; Sequence for the Gas Laws unit, students learn that volume and pressure each rise and fall</w:t>
+        <w:t xml:space="preserve">between the temperature of a fixed sample of gas and its volume (at constant pressure, the temperature–volume relationship) and between temperature and pressure (at constant volume, the temperature–pressure relationship). Per the East Meadow Scope &amp; Sequence for the Gas Laws unit, students learn that volume and pressure each rise and fall</w:t>
       </w:r>
       <w:r>
         <w:t xml:space="preserve"> </w:t>
@@ -779,7 +779,7 @@
               <w:pStyle w:val="Compact"/>
             </w:pPr>
             <w:r>
-              <w:t xml:space="preserve">Earlier Gas Laws lessons — pressure as collisions of gas particles with container walls (kinetic molecular theory); Pressure–Volume (Boyle’s Law) inverse relationship. Students should recognize that gas particles move faster at higher temperature. Celsius temperature is familiar; Kelvin is introduced here.</w:t>
+              <w:t xml:space="preserve">Earlier Gas Laws lessons — pressure as collisions of gas particles with container walls (kinetic molecular theory); the pressure–volume inverse relationship (P₁V₁ = P₂V₂). Students should recognize that gas particles move faster at higher temperature. Celsius temperature is familiar; Kelvin is introduced here.</w:t>
             </w:r>
           </w:p>
         </w:tc>
@@ -2678,7 +2678,7 @@
         <w:t xml:space="preserve"> </w:t>
       </w:r>
       <w:r>
-        <w:t xml:space="preserve">relationship (Boyle). How is a direct relationship different from an inverse one on a graph?”</w:t>
+        <w:t xml:space="preserve">relationship (Lesson 03). How is a direct relationship different from an inverse one on a graph?”</w:t>
       </w:r>
       <w:r>
         <w:t xml:space="preserve"> </w:t>
